--- a/apps/legal-docs-blueprints/templates/descargo_responsabilidades/descargo_responsabilidades-mujer-plural.docx
+++ b/apps/legal-docs-blueprints/templates/descargo_responsabilidades/descargo_responsabilidades-mujer-plural.docx
@@ -783,7 +783,12 @@
         </w:rPr>
       </w:pPr>
       <w:r>
-        <w:rPr/>
+        <w:rPr>
+          <w:rFonts w:eastAsia="Arial" w:cs="Arial" w:ascii="Arial" w:hAnsi="Arial"/>
+          <w:color w:val="000000"/>
+          <w:sz w:val="20"/>
+          <w:szCs w:val="20"/>
+        </w:rPr>
       </w:r>
       <w:bookmarkStart w:id="2" w:name="_heading=h.rk8w6kj15kwg"/>
       <w:bookmarkStart w:id="3" w:name="_heading=h.rk8w6kj15kwg"/>
@@ -844,7 +849,14 @@
                 <w:rFonts w:ascii="Arial" w:hAnsi="Arial"/>
                 <w:sz w:val="20"/>
               </w:rPr>
-              <w:t>F)________________________</w:t>
+              <w:t>f</w:t>
+            </w:r>
+            <w:r>
+              <w:rPr>
+                <w:rFonts w:ascii="Arial" w:hAnsi="Arial"/>
+                <w:sz w:val="20"/>
+              </w:rPr>
+              <w:t>)________________________</w:t>
             </w:r>
           </w:p>
           <w:p>
@@ -922,7 +934,14 @@
                 <w:rFonts w:ascii="Arial" w:hAnsi="Arial"/>
                 <w:sz w:val="20"/>
               </w:rPr>
-              <w:t>F)________________________</w:t>
+              <w:t>f</w:t>
+            </w:r>
+            <w:r>
+              <w:rPr>
+                <w:rFonts w:ascii="Arial" w:hAnsi="Arial"/>
+                <w:sz w:val="20"/>
+              </w:rPr>
+              <w:t>)________________________</w:t>
             </w:r>
           </w:p>
           <w:p>
@@ -1829,7 +1848,7 @@
       <w:position w:val="-1"/>
       <w:sz w:val="24"/>
       <w:szCs w:val="24"/>
-      <w:lang w:eastAsia="es-ES" w:bidi="ar-SA" w:val="es-ES"/>
+      <w:lang w:val="es-ES" w:eastAsia="es-ES" w:bidi="ar-SA"/>
     </w:rPr>
   </w:style>
   <w:style w:type="paragraph" w:styleId="Cuerpo" w:customStyle="1">
@@ -1852,7 +1871,7 @@
       <w:position w:val="-1"/>
       <w:sz w:val="22"/>
       <w:szCs w:val="22"/>
-      <w:lang w:eastAsia="es-ES" w:bidi="ar-SA" w:val="es-ES"/>
+      <w:lang w:val="es-ES" w:eastAsia="es-ES" w:bidi="ar-SA"/>
     </w:rPr>
   </w:style>
   <w:style w:type="paragraph" w:styleId="Subtitle">
